--- a/pr-preview/pr-296/chapters/inclusive-writing.docx
+++ b/pr-preview/pr-296/chapters/inclusive-writing.docx
@@ -15,7 +15,7 @@
         <w:pStyle w:val="Date"/>
       </w:pPr>
       <w:r>
-        <w:t xml:space="preserve">Last modified: 2026-10-19 00:51:29 (PDT)</w:t>
+        <w:t xml:space="preserve">Last modified: 2026-10-21 12:10:11 (PDT)</w:t>
       </w:r>
     </w:p>
     <w:tbl>
@@ -1009,6 +1009,822 @@
                 </w:p>
               </w:tc>
             </w:tr>
+            <w:tr>
+              <w:tc>
+                <w:tcPr/>
+                <w:p>
+                  <w:pPr>
+                    <w:pStyle w:val="Compact"/>
+                    <w:jc w:val="center"/>
+                  </w:pPr>
+                  <w:r>
+                    <w:t xml:space="preserve">Write the bias of an estimator.</w:t>
+                  </w:r>
+                </w:p>
+              </w:tc>
+              <w:tc>
+                <w:tcPr/>
+                <w:p>
+                  <w:pPr>
+                    <w:pStyle w:val="Compact"/>
+                    <w:jc w:val="center"/>
+                  </w:pPr>
+                  <w:r>
+                    <w:t xml:space="preserve">Derive an expression for the bias of an estimator.</w:t>
+                  </w:r>
+                </w:p>
+              </w:tc>
+            </w:tr>
+            <w:tr>
+              <w:tc>
+                <w:tcPr/>
+                <w:p>
+                  <w:pPr>
+                    <w:pStyle w:val="Compact"/>
+                    <w:jc w:val="center"/>
+                  </w:pPr>
+                  <w:r>
+                    <w:t xml:space="preserve">Write</w:t>
+                  </w:r>
+                  <w:r>
+                    <w:t xml:space="preserve"> </w:t>
+                  </w:r>
+                  <m:oMath>
+                    <m:r>
+                      <m:t>X</m:t>
+                    </m:r>
+                  </m:oMath>
+                  <w:r>
+                    <w:t xml:space="preserve"> </w:t>
+                  </w:r>
+                  <w:r>
+                    <w:t xml:space="preserve">in terms of</w:t>
+                  </w:r>
+                  <w:r>
+                    <w:t xml:space="preserve"> </w:t>
+                  </w:r>
+                  <m:oMath>
+                    <m:r>
+                      <m:t>Y</m:t>
+                    </m:r>
+                  </m:oMath>
+                  <w:r>
+                    <w:t xml:space="preserve">.</w:t>
+                  </w:r>
+                </w:p>
+              </w:tc>
+              <w:tc>
+                <w:tcPr/>
+                <w:p>
+                  <w:pPr>
+                    <w:pStyle w:val="Compact"/>
+                    <w:jc w:val="center"/>
+                  </w:pPr>
+                  <w:r>
+                    <w:t xml:space="preserve">Express</w:t>
+                  </w:r>
+                  <w:r>
+                    <w:t xml:space="preserve"> </w:t>
+                  </w:r>
+                  <m:oMath>
+                    <m:r>
+                      <m:t>X</m:t>
+                    </m:r>
+                  </m:oMath>
+                  <w:r>
+                    <w:t xml:space="preserve"> </w:t>
+                  </w:r>
+                  <w:r>
+                    <w:t xml:space="preserve">in terms of</w:t>
+                  </w:r>
+                  <w:r>
+                    <w:t xml:space="preserve"> </w:t>
+                  </w:r>
+                  <m:oMath>
+                    <m:r>
+                      <m:t>Y</m:t>
+                    </m:r>
+                  </m:oMath>
+                  <w:r>
+                    <w:t xml:space="preserve">.</w:t>
+                  </w:r>
+                </w:p>
+              </w:tc>
+            </w:tr>
+            <w:tr>
+              <w:tc>
+                <w:tcPr/>
+                <w:p>
+                  <w:pPr>
+                    <w:pStyle w:val="Compact"/>
+                    <w:jc w:val="center"/>
+                  </w:pPr>
+                  <w:r>
+                    <w:t xml:space="preserve">Take a sample of size</w:t>
+                  </w:r>
+                  <w:r>
+                    <w:t xml:space="preserve"> </w:t>
+                  </w:r>
+                  <m:oMath>
+                    <m:r>
+                      <m:t>n</m:t>
+                    </m:r>
+                  </m:oMath>
+                  <w:r>
+                    <w:t xml:space="preserve"> </w:t>
+                  </w:r>
+                  <w:r>
+                    <w:t xml:space="preserve">and call the sample mean</w:t>
+                  </w:r>
+                  <w:r>
+                    <w:t xml:space="preserve"> </w:t>
+                  </w:r>
+                  <m:oMath>
+                    <m:acc>
+                      <m:accPr>
+                        <m:chr m:val="‾"/>
+                      </m:accPr>
+                      <m:e>
+                        <m:r>
+                          <m:t>x</m:t>
+                        </m:r>
+                      </m:e>
+                    </m:acc>
+                  </m:oMath>
+                  <w:r>
+                    <w:t xml:space="preserve">.</w:t>
+                  </w:r>
+                </w:p>
+              </w:tc>
+              <w:tc>
+                <w:tcPr/>
+                <w:p>
+                  <w:pPr>
+                    <w:pStyle w:val="Compact"/>
+                    <w:jc w:val="center"/>
+                  </w:pPr>
+                  <w:r>
+                    <w:t xml:space="preserve">Consider a sample of size</w:t>
+                  </w:r>
+                  <w:r>
+                    <w:t xml:space="preserve"> </w:t>
+                  </w:r>
+                  <m:oMath>
+                    <m:r>
+                      <m:t>n</m:t>
+                    </m:r>
+                  </m:oMath>
+                  <w:r>
+                    <w:t xml:space="preserve"> </w:t>
+                  </w:r>
+                  <w:r>
+                    <w:t xml:space="preserve">and denote the sample mean by</w:t>
+                  </w:r>
+                  <w:r>
+                    <w:t xml:space="preserve"> </w:t>
+                  </w:r>
+                  <m:oMath>
+                    <m:acc>
+                      <m:accPr>
+                        <m:chr m:val="‾"/>
+                      </m:accPr>
+                      <m:e>
+                        <m:r>
+                          <m:t>x</m:t>
+                        </m:r>
+                      </m:e>
+                    </m:acc>
+                  </m:oMath>
+                  <w:r>
+                    <w:t xml:space="preserve">.</w:t>
+                  </w:r>
+                </w:p>
+              </w:tc>
+            </w:tr>
+            <w:tr>
+              <w:tc>
+                <w:tcPr/>
+                <w:p>
+                  <w:pPr>
+                    <w:pStyle w:val="Compact"/>
+                    <w:jc w:val="center"/>
+                  </w:pPr>
+                  <w:r>
+                    <w:t xml:space="preserve">the residual lies in</w:t>
+                  </w:r>
+                  <w:r>
+                    <w:t xml:space="preserve"> </w:t>
+                  </w:r>
+                  <m:oMath>
+                    <m:r>
+                      <m:rPr>
+                        <m:sty m:val="p"/>
+                      </m:rPr>
+                      <m:t>(</m:t>
+                    </m:r>
+                    <m:r>
+                      <m:rPr>
+                        <m:sty m:val="p"/>
+                      </m:rPr>
+                      <m:t>−</m:t>
+                    </m:r>
+                    <m:r>
+                      <m:t>1</m:t>
+                    </m:r>
+                    <m:r>
+                      <m:rPr>
+                        <m:sty m:val="p"/>
+                      </m:rPr>
+                      <m:t>,</m:t>
+                    </m:r>
+                    <m:r>
+                      <m:t>1</m:t>
+                    </m:r>
+                    <m:r>
+                      <m:rPr>
+                        <m:sty m:val="p"/>
+                      </m:rPr>
+                      <m:t>)</m:t>
+                    </m:r>
+                  </m:oMath>
+                </w:p>
+              </w:tc>
+              <w:tc>
+                <w:tcPr/>
+                <w:p>
+                  <w:pPr>
+                    <w:pStyle w:val="Compact"/>
+                    <w:jc w:val="center"/>
+                  </w:pPr>
+                  <w:r>
+                    <w:t xml:space="preserve">the residual is in</w:t>
+                  </w:r>
+                  <w:r>
+                    <w:t xml:space="preserve"> </w:t>
+                  </w:r>
+                  <m:oMath>
+                    <m:r>
+                      <m:rPr>
+                        <m:sty m:val="p"/>
+                      </m:rPr>
+                      <m:t>(</m:t>
+                    </m:r>
+                    <m:r>
+                      <m:rPr>
+                        <m:sty m:val="p"/>
+                      </m:rPr>
+                      <m:t>−</m:t>
+                    </m:r>
+                    <m:r>
+                      <m:t>1</m:t>
+                    </m:r>
+                    <m:r>
+                      <m:rPr>
+                        <m:sty m:val="p"/>
+                      </m:rPr>
+                      <m:t>,</m:t>
+                    </m:r>
+                    <m:r>
+                      <m:t>1</m:t>
+                    </m:r>
+                    <m:r>
+                      <m:rPr>
+                        <m:sty m:val="p"/>
+                      </m:rPr>
+                      <m:t>)</m:t>
+                    </m:r>
+                  </m:oMath>
+                </w:p>
+              </w:tc>
+            </w:tr>
+            <w:tr>
+              <w:tc>
+                <w:tcPr/>
+                <w:p>
+                  <w:pPr>
+                    <w:pStyle w:val="Compact"/>
+                    <w:jc w:val="center"/>
+                  </w:pPr>
+                  <w:r>
+                    <w:t xml:space="preserve">the certain distribution sits at</w:t>
+                  </w:r>
+                  <w:r>
+                    <w:t xml:space="preserve"> </w:t>
+                  </w:r>
+                  <m:oMath>
+                    <m:r>
+                      <m:t>0</m:t>
+                    </m:r>
+                  </m:oMath>
+                  <w:r>
+                    <w:t xml:space="preserve">, the uniform distribution at</w:t>
+                  </w:r>
+                  <w:r>
+                    <w:t xml:space="preserve"> </w:t>
+                  </w:r>
+                  <m:oMath>
+                    <m:r>
+                      <m:rPr>
+                        <m:sty m:val="p"/>
+                      </m:rPr>
+                      <m:t>log</m:t>
+                    </m:r>
+                    <m:r>
+                      <m:t>4</m:t>
+                    </m:r>
+                  </m:oMath>
+                  <w:r>
+                    <w:t xml:space="preserve">, and the skewed distribution lies between them</w:t>
+                  </w:r>
+                </w:p>
+              </w:tc>
+              <w:tc>
+                <w:tcPr/>
+                <w:p>
+                  <w:pPr>
+                    <w:pStyle w:val="Compact"/>
+                    <w:jc w:val="center"/>
+                  </w:pPr>
+                  <w:r>
+                    <w:t xml:space="preserve">the certain distribution has entropy</w:t>
+                  </w:r>
+                  <w:r>
+                    <w:t xml:space="preserve"> </w:t>
+                  </w:r>
+                  <m:oMath>
+                    <m:r>
+                      <m:t>0</m:t>
+                    </m:r>
+                  </m:oMath>
+                  <w:r>
+                    <w:t xml:space="preserve">, the uniform distribution has entropy</w:t>
+                  </w:r>
+                  <w:r>
+                    <w:t xml:space="preserve"> </w:t>
+                  </w:r>
+                  <m:oMath>
+                    <m:r>
+                      <m:rPr>
+                        <m:sty m:val="p"/>
+                      </m:rPr>
+                      <m:t>log</m:t>
+                    </m:r>
+                    <m:r>
+                      <m:t>4</m:t>
+                    </m:r>
+                  </m:oMath>
+                  <w:r>
+                    <w:t xml:space="preserve">, and the skewed distribution has entropy between those two values</w:t>
+                  </w:r>
+                </w:p>
+              </w:tc>
+            </w:tr>
+            <w:tr>
+              <w:tc>
+                <w:tcPr/>
+                <w:p>
+                  <w:pPr>
+                    <w:pStyle w:val="Compact"/>
+                    <w:jc w:val="center"/>
+                  </w:pPr>
+                  <w:r>
+                    <w:t xml:space="preserve">the two discriminant scores agree at</w:t>
+                  </w:r>
+                  <w:r>
+                    <w:t xml:space="preserve"> </w:t>
+                  </w:r>
+                  <m:oMath>
+                    <m:r>
+                      <m:t>x</m:t>
+                    </m:r>
+                  </m:oMath>
+                </w:p>
+              </w:tc>
+              <w:tc>
+                <w:tcPr/>
+                <w:p>
+                  <w:pPr>
+                    <w:pStyle w:val="Compact"/>
+                    <w:jc w:val="center"/>
+                  </w:pPr>
+                  <w:r>
+                    <w:t xml:space="preserve">the two discriminant scores are equal at</w:t>
+                  </w:r>
+                  <w:r>
+                    <w:t xml:space="preserve"> </w:t>
+                  </w:r>
+                  <m:oMath>
+                    <m:r>
+                      <m:t>x</m:t>
+                    </m:r>
+                  </m:oMath>
+                </w:p>
+              </w:tc>
+            </w:tr>
+            <w:tr>
+              <w:tc>
+                <w:tcPr/>
+                <w:p>
+                  <w:pPr>
+                    <w:pStyle w:val="Compact"/>
+                    <w:jc w:val="center"/>
+                  </w:pPr>
+                  <w:r>
+                    <w:t xml:space="preserve">the derivative vanishes at</w:t>
+                  </w:r>
+                  <w:r>
+                    <w:t xml:space="preserve"> </w:t>
+                  </w:r>
+                  <m:oMath>
+                    <m:acc>
+                      <m:accPr>
+                        <m:chr m:val="̂"/>
+                      </m:accPr>
+                      <m:e>
+                        <m:r>
+                          <m:t>θ</m:t>
+                        </m:r>
+                      </m:e>
+                    </m:acc>
+                  </m:oMath>
+                </w:p>
+              </w:tc>
+              <w:tc>
+                <w:tcPr/>
+                <w:p>
+                  <w:pPr>
+                    <w:pStyle w:val="Compact"/>
+                    <w:jc w:val="center"/>
+                  </w:pPr>
+                  <w:r>
+                    <w:t xml:space="preserve">the derivative equals</w:t>
+                  </w:r>
+                  <w:r>
+                    <w:t xml:space="preserve"> </w:t>
+                  </w:r>
+                  <m:oMath>
+                    <m:r>
+                      <m:t>0</m:t>
+                    </m:r>
+                  </m:oMath>
+                  <w:r>
+                    <w:t xml:space="preserve"> </w:t>
+                  </w:r>
+                  <w:r>
+                    <w:t xml:space="preserve">at</w:t>
+                  </w:r>
+                  <w:r>
+                    <w:t xml:space="preserve"> </w:t>
+                  </w:r>
+                  <m:oMath>
+                    <m:acc>
+                      <m:accPr>
+                        <m:chr m:val="̂"/>
+                      </m:accPr>
+                      <m:e>
+                        <m:r>
+                          <m:t>θ</m:t>
+                        </m:r>
+                      </m:e>
+                    </m:acc>
+                  </m:oMath>
+                </w:p>
+              </w:tc>
+            </w:tr>
+            <w:tr>
+              <w:tc>
+                <w:tcPr/>
+                <w:p>
+                  <w:pPr>
+                    <w:pStyle w:val="Compact"/>
+                    <w:jc w:val="center"/>
+                  </w:pPr>
+                  <w:r>
+                    <w:t xml:space="preserve">setting</w:t>
+                  </w:r>
+                  <w:r>
+                    <w:t xml:space="preserve"> </w:t>
+                  </w:r>
+                  <m:oMath>
+                    <m:r>
+                      <m:t>K</m:t>
+                    </m:r>
+                    <m:r>
+                      <m:rPr>
+                        <m:sty m:val="p"/>
+                      </m:rPr>
+                      <m:t>=</m:t>
+                    </m:r>
+                    <m:r>
+                      <m:t>2</m:t>
+                    </m:r>
+                  </m:oMath>
+                  <w:r>
+                    <w:t xml:space="preserve"> </w:t>
+                  </w:r>
+                  <w:r>
+                    <w:t xml:space="preserve">recovers the binary log-odds</w:t>
+                  </w:r>
+                </w:p>
+              </w:tc>
+              <w:tc>
+                <w:tcPr/>
+                <w:p>
+                  <w:pPr>
+                    <w:pStyle w:val="Compact"/>
+                    <w:jc w:val="center"/>
+                  </w:pPr>
+                  <w:r>
+                    <w:t xml:space="preserve">setting</w:t>
+                  </w:r>
+                  <w:r>
+                    <w:t xml:space="preserve"> </w:t>
+                  </w:r>
+                  <m:oMath>
+                    <m:r>
+                      <m:t>K</m:t>
+                    </m:r>
+                    <m:r>
+                      <m:rPr>
+                        <m:sty m:val="p"/>
+                      </m:rPr>
+                      <m:t>=</m:t>
+                    </m:r>
+                    <m:r>
+                      <m:t>2</m:t>
+                    </m:r>
+                  </m:oMath>
+                  <w:r>
+                    <w:t xml:space="preserve"> </w:t>
+                  </w:r>
+                  <w:r>
+                    <w:t xml:space="preserve">gives the binary log-odds</w:t>
+                  </w:r>
+                </w:p>
+              </w:tc>
+            </w:tr>
+            <w:tr>
+              <w:tc>
+                <w:tcPr/>
+                <w:p>
+                  <w:pPr>
+                    <w:pStyle w:val="Compact"/>
+                    <w:jc w:val="center"/>
+                  </w:pPr>
+                  <w:r>
+                    <w:t xml:space="preserve">the probability</w:t>
+                  </w:r>
+                  <w:r>
+                    <w:t xml:space="preserve"> </w:t>
+                  </w:r>
+                  <m:oMath>
+                    <m:r>
+                      <m:t>p</m:t>
+                    </m:r>
+                  </m:oMath>
+                  <w:r>
+                    <w:t xml:space="preserve"> </w:t>
+                  </w:r>
+                  <w:r>
+                    <w:t xml:space="preserve">lives in</w:t>
+                  </w:r>
+                  <w:r>
+                    <w:t xml:space="preserve"> </w:t>
+                  </w:r>
+                  <m:oMath>
+                    <m:r>
+                      <m:rPr>
+                        <m:sty m:val="p"/>
+                      </m:rPr>
+                      <m:t>(</m:t>
+                    </m:r>
+                    <m:r>
+                      <m:t>0</m:t>
+                    </m:r>
+                    <m:r>
+                      <m:rPr>
+                        <m:sty m:val="p"/>
+                      </m:rPr>
+                      <m:t>,</m:t>
+                    </m:r>
+                    <m:r>
+                      <m:t>1</m:t>
+                    </m:r>
+                    <m:r>
+                      <m:rPr>
+                        <m:sty m:val="p"/>
+                      </m:rPr>
+                      <m:t>)</m:t>
+                    </m:r>
+                  </m:oMath>
+                </w:p>
+              </w:tc>
+              <w:tc>
+                <w:tcPr/>
+                <w:p>
+                  <w:pPr>
+                    <w:pStyle w:val="Compact"/>
+                    <w:jc w:val="center"/>
+                  </w:pPr>
+                  <w:r>
+                    <w:t xml:space="preserve">the probability</w:t>
+                  </w:r>
+                  <w:r>
+                    <w:t xml:space="preserve"> </w:t>
+                  </w:r>
+                  <m:oMath>
+                    <m:r>
+                      <m:t>p</m:t>
+                    </m:r>
+                  </m:oMath>
+                  <w:r>
+                    <w:t xml:space="preserve"> </w:t>
+                  </w:r>
+                  <w:r>
+                    <w:t xml:space="preserve">is in</w:t>
+                  </w:r>
+                  <w:r>
+                    <w:t xml:space="preserve"> </w:t>
+                  </w:r>
+                  <m:oMath>
+                    <m:r>
+                      <m:rPr>
+                        <m:sty m:val="p"/>
+                      </m:rPr>
+                      <m:t>(</m:t>
+                    </m:r>
+                    <m:r>
+                      <m:t>0</m:t>
+                    </m:r>
+                    <m:r>
+                      <m:rPr>
+                        <m:sty m:val="p"/>
+                      </m:rPr>
+                      <m:t>,</m:t>
+                    </m:r>
+                    <m:r>
+                      <m:t>1</m:t>
+                    </m:r>
+                    <m:r>
+                      <m:rPr>
+                        <m:sty m:val="p"/>
+                      </m:rPr>
+                      <m:t>)</m:t>
+                    </m:r>
+                  </m:oMath>
+                </w:p>
+              </w:tc>
+            </w:tr>
+            <w:tr>
+              <w:tc>
+                <w:tcPr/>
+                <w:p>
+                  <w:pPr>
+                    <w:pStyle w:val="Compact"/>
+                    <w:jc w:val="center"/>
+                  </w:pPr>
+                  <w:r>
+                    <w:t xml:space="preserve">the linear model knows nothing about the range</w:t>
+                  </w:r>
+                  <w:r>
+                    <w:t xml:space="preserve"> </w:t>
+                  </w:r>
+                  <m:oMath>
+                    <m:r>
+                      <m:rPr>
+                        <m:sty m:val="p"/>
+                      </m:rPr>
+                      <m:t>[</m:t>
+                    </m:r>
+                    <m:r>
+                      <m:t>0</m:t>
+                    </m:r>
+                    <m:r>
+                      <m:rPr>
+                        <m:sty m:val="p"/>
+                      </m:rPr>
+                      <m:t>,</m:t>
+                    </m:r>
+                    <m:r>
+                      <m:t>1</m:t>
+                    </m:r>
+                    <m:r>
+                      <m:rPr>
+                        <m:sty m:val="p"/>
+                      </m:rPr>
+                      <m:t>]</m:t>
+                    </m:r>
+                  </m:oMath>
+                </w:p>
+              </w:tc>
+              <w:tc>
+                <w:tcPr/>
+                <w:p>
+                  <w:pPr>
+                    <w:pStyle w:val="Compact"/>
+                    <w:jc w:val="center"/>
+                  </w:pPr>
+                  <w:r>
+                    <w:t xml:space="preserve">the linear model does not constrain predictions to</w:t>
+                  </w:r>
+                  <w:r>
+                    <w:t xml:space="preserve"> </w:t>
+                  </w:r>
+                  <m:oMath>
+                    <m:r>
+                      <m:rPr>
+                        <m:sty m:val="p"/>
+                      </m:rPr>
+                      <m:t>[</m:t>
+                    </m:r>
+                    <m:r>
+                      <m:t>0</m:t>
+                    </m:r>
+                    <m:r>
+                      <m:rPr>
+                        <m:sty m:val="p"/>
+                      </m:rPr>
+                      <m:t>,</m:t>
+                    </m:r>
+                    <m:r>
+                      <m:t>1</m:t>
+                    </m:r>
+                    <m:r>
+                      <m:rPr>
+                        <m:sty m:val="p"/>
+                      </m:rPr>
+                      <m:t>]</m:t>
+                    </m:r>
+                  </m:oMath>
+                </w:p>
+              </w:tc>
+            </w:tr>
+            <w:tr>
+              <w:tc>
+                <w:tcPr/>
+                <w:p>
+                  <w:pPr>
+                    <w:pStyle w:val="Compact"/>
+                    <w:jc w:val="center"/>
+                  </w:pPr>
+                  <w:r>
+                    <w:t xml:space="preserve">Say which class the classifier predicts at</w:t>
+                  </w:r>
+                  <w:r>
+                    <w:t xml:space="preserve"> </w:t>
+                  </w:r>
+                  <m:oMath>
+                    <m:r>
+                      <m:t>x</m:t>
+                    </m:r>
+                    <m:r>
+                      <m:rPr>
+                        <m:sty m:val="p"/>
+                      </m:rPr>
+                      <m:t>=</m:t>
+                    </m:r>
+                    <m:r>
+                      <m:t>2</m:t>
+                    </m:r>
+                  </m:oMath>
+                  <w:r>
+                    <w:t xml:space="preserve">.</w:t>
+                  </w:r>
+                </w:p>
+              </w:tc>
+              <w:tc>
+                <w:tcPr/>
+                <w:p>
+                  <w:pPr>
+                    <w:pStyle w:val="Compact"/>
+                    <w:jc w:val="center"/>
+                  </w:pPr>
+                  <w:r>
+                    <w:t xml:space="preserve">State which class the classifier predicts at</w:t>
+                  </w:r>
+                  <w:r>
+                    <w:t xml:space="preserve"> </w:t>
+                  </w:r>
+                  <m:oMath>
+                    <m:r>
+                      <m:t>x</m:t>
+                    </m:r>
+                    <m:r>
+                      <m:rPr>
+                        <m:sty m:val="p"/>
+                      </m:rPr>
+                      <m:t>=</m:t>
+                    </m:r>
+                    <m:r>
+                      <m:t>2</m:t>
+                    </m:r>
+                  </m:oMath>
+                  <w:r>
+                    <w:t xml:space="preserve">.</w:t>
+                  </w:r>
+                </w:p>
+              </w:tc>
+            </w:tr>
           </w:tbl>
           <w:bookmarkEnd w:id="12"/>
           <w:p/>
@@ -1018,6 +1834,188 @@
     <w:p>
       <w:pPr>
         <w:pStyle w:val="BodyText"/>
+      </w:pPr>
+      <w:r>
+        <w:t xml:space="preserve">Mathematical writing has idioms too.</w:t>
+      </w:r>
+      <w:r>
+        <w:t xml:space="preserve"> </w:t>
+      </w:r>
+      <w:r>
+        <w:t xml:space="preserve">In an exercise,</w:t>
+      </w:r>
+      <w:r>
+        <w:t xml:space="preserve"> </w:t>
+      </w:r>
+      <w:r>
+        <w:t xml:space="preserve">“Write the bias of an estimator”</w:t>
+      </w:r>
+      <w:r>
+        <w:t xml:space="preserve"> </w:t>
+      </w:r>
+      <w:r>
+        <w:t xml:space="preserve">means</w:t>
+      </w:r>
+      <w:r>
+        <w:t xml:space="preserve"> </w:t>
+      </w:r>
+      <w:r>
+        <w:t xml:space="preserve">“derive an expression for the bias of an estimator”</w:t>
+      </w:r>
+      <w:r>
+        <w:t xml:space="preserve">,</w:t>
+      </w:r>
+      <w:r>
+        <w:t xml:space="preserve"> </w:t>
+      </w:r>
+      <w:r>
+        <w:t xml:space="preserve">and</w:t>
+      </w:r>
+      <w:r>
+        <w:t xml:space="preserve"> </w:t>
+      </w:r>
+      <w:r>
+        <w:t xml:space="preserve">“Say which estimator has smaller variance”</w:t>
+      </w:r>
+      <w:r>
+        <w:t xml:space="preserve"> </w:t>
+      </w:r>
+      <w:r>
+        <w:t xml:space="preserve">means</w:t>
+      </w:r>
+      <w:r>
+        <w:t xml:space="preserve"> </w:t>
+      </w:r>
+      <w:r>
+        <w:t xml:space="preserve">“state which estimator has smaller variance”</w:t>
+      </w:r>
+      <w:r>
+        <w:t xml:space="preserve">.</w:t>
+      </w:r>
+      <w:r>
+        <w:t xml:space="preserve"> </w:t>
+      </w:r>
+      <w:r>
+        <w:t xml:space="preserve">A reader who takes</w:t>
+      </w:r>
+      <w:r>
+        <w:t xml:space="preserve"> </w:t>
+      </w:r>
+      <w:r>
+        <w:t xml:space="preserve">“write”</w:t>
+      </w:r>
+      <w:r>
+        <w:t xml:space="preserve"> </w:t>
+      </w:r>
+      <w:r>
+        <w:t xml:space="preserve">or</w:t>
+      </w:r>
+      <w:r>
+        <w:t xml:space="preserve"> </w:t>
+      </w:r>
+      <w:r>
+        <w:t xml:space="preserve">“say”</w:t>
+      </w:r>
+      <w:r>
+        <w:t xml:space="preserve"> </w:t>
+      </w:r>
+      <w:r>
+        <w:t xml:space="preserve">literally</w:t>
+      </w:r>
+      <w:r>
+        <w:t xml:space="preserve"> </w:t>
+      </w:r>
+      <w:r>
+        <w:t xml:space="preserve">may copy the definition or give an informal remark</w:t>
+      </w:r>
+      <w:r>
+        <w:t xml:space="preserve"> </w:t>
+      </w:r>
+      <w:r>
+        <w:t xml:space="preserve">instead of deriving or stating the result.</w:t>
+      </w:r>
+      <w:r>
+        <w:t xml:space="preserve"> </w:t>
+      </w:r>
+      <w:r>
+        <w:t xml:space="preserve">Name the action instead:</w:t>
+      </w:r>
+    </w:p>
+    <w:p>
+      <w:pPr>
+        <w:pStyle w:val="Compact"/>
+        <w:numPr>
+          <w:ilvl w:val="0"/>
+          <w:numId w:val="1002"/>
+        </w:numPr>
+      </w:pPr>
+      <w:r>
+        <w:t xml:space="preserve">“derive”</w:t>
+      </w:r>
+      <w:r>
+        <w:t xml:space="preserve"> </w:t>
+      </w:r>
+      <w:r>
+        <w:t xml:space="preserve">for a result the reader must work out;</w:t>
+      </w:r>
+    </w:p>
+    <w:p>
+      <w:pPr>
+        <w:pStyle w:val="Compact"/>
+        <w:numPr>
+          <w:ilvl w:val="0"/>
+          <w:numId w:val="1002"/>
+        </w:numPr>
+      </w:pPr>
+      <w:r>
+        <w:t xml:space="preserve">“express”</w:t>
+      </w:r>
+      <w:r>
+        <w:t xml:space="preserve"> </w:t>
+      </w:r>
+      <w:r>
+        <w:t xml:space="preserve">for a rewrite in terms of other quantities;</w:t>
+      </w:r>
+    </w:p>
+    <w:p>
+      <w:pPr>
+        <w:pStyle w:val="Compact"/>
+        <w:numPr>
+          <w:ilvl w:val="0"/>
+          <w:numId w:val="1002"/>
+        </w:numPr>
+      </w:pPr>
+      <w:r>
+        <w:t xml:space="preserve">“state”</w:t>
+      </w:r>
+      <w:r>
+        <w:t xml:space="preserve"> </w:t>
+      </w:r>
+      <w:r>
+        <w:t xml:space="preserve">for a result the reader recalls;</w:t>
+      </w:r>
+    </w:p>
+    <w:p>
+      <w:pPr>
+        <w:pStyle w:val="Compact"/>
+        <w:numPr>
+          <w:ilvl w:val="0"/>
+          <w:numId w:val="1002"/>
+        </w:numPr>
+      </w:pPr>
+      <w:r>
+        <w:t xml:space="preserve">“give”</w:t>
+      </w:r>
+      <w:r>
+        <w:t xml:space="preserve"> </w:t>
+      </w:r>
+      <w:r>
+        <w:t xml:space="preserve">for a value the reader reads off.</w:t>
+      </w:r>
+    </w:p>
+    <w:p>
+      <w:pPr>
+        <w:pStyle w:val="FirstParagraph"/>
       </w:pPr>
       <w:r>
         <w:t xml:space="preserve">Idioms are a kind of metaphor,</w:t>
@@ -4229,6 +5227,9 @@
     <w:abstractNumId w:val="990"/>
   </w:num>
   <w:num w:numId="1001">
+    <w:abstractNumId w:val="991"/>
+  </w:num>
+  <w:num w:numId="1002">
     <w:abstractNumId w:val="991"/>
   </w:num>
 </w:numbering>

--- a/pr-preview/pr-296/chapters/inclusive-writing.docx
+++ b/pr-preview/pr-296/chapters/inclusive-writing.docx
@@ -15,7 +15,7 @@
         <w:pStyle w:val="Date"/>
       </w:pPr>
       <w:r>
-        <w:t xml:space="preserve">Last modified: 2026-10-21 12:10:11 (PDT)</w:t>
+        <w:t xml:space="preserve">Last modified: 2026-10-25 22:11:54 (PDT)</w:t>
       </w:r>
     </w:p>
     <w:tbl>
@@ -1821,6 +1821,58 @@
                   </m:oMath>
                   <w:r>
                     <w:t xml:space="preserve">.</w:t>
+                  </w:r>
+                </w:p>
+              </w:tc>
+            </w:tr>
+            <w:tr>
+              <w:tc>
+                <w:tcPr/>
+                <w:p>
+                  <w:pPr>
+                    <w:pStyle w:val="Compact"/>
+                    <w:jc w:val="center"/>
+                  </w:pPr>
+                  <w:r>
+                    <w:t xml:space="preserve">the noise model says that the errors have mean zero</w:t>
+                  </w:r>
+                </w:p>
+              </w:tc>
+              <w:tc>
+                <w:tcPr/>
+                <w:p>
+                  <w:pPr>
+                    <w:pStyle w:val="Compact"/>
+                    <w:jc w:val="center"/>
+                  </w:pPr>
+                  <w:r>
+                    <w:t xml:space="preserve">in the noise model, the errors have mean zero</w:t>
+                  </w:r>
+                </w:p>
+              </w:tc>
+            </w:tr>
+            <w:tr>
+              <w:tc>
+                <w:tcPr/>
+                <w:p>
+                  <w:pPr>
+                    <w:pStyle w:val="Compact"/>
+                    <w:jc w:val="center"/>
+                  </w:pPr>
+                  <w:r>
+                    <w:t xml:space="preserve">as Theorem 2 says, the estimator is unbiased</w:t>
+                  </w:r>
+                </w:p>
+              </w:tc>
+              <w:tc>
+                <w:tcPr/>
+                <w:p>
+                  <w:pPr>
+                    <w:pStyle w:val="Compact"/>
+                    <w:jc w:val="center"/>
+                  </w:pPr>
+                  <w:r>
+                    <w:t xml:space="preserve">by Theorem 2, the estimator is unbiased</w:t>
                   </w:r>
                 </w:p>
               </w:tc>
